--- a/valencia/UD07/UD07 - Activitats avaluables 01 (Semipresencial).docx
+++ b/valencia/UD07/UD07 - Activitats avaluables 01 (Semipresencial).docx
@@ -21,6 +21,7 @@
         <w:rPr>
           <w:rFonts w:ascii="Proxima Nova" w:cs="Proxima Nova" w:eastAsia="Proxima Nova" w:hAnsi="Proxima Nova"/>
           <w:b w:val="0"/>
+          <w:bCs w:val="0"/>
           <w:color w:val="669966"/>
           <w:sz w:val="48"/>
           <w:szCs w:val="48"/>
@@ -80,12 +81,12 @@
             <wp:extent cx="6120000" cy="723900"/>
             <wp:effectExtent b="0" l="0" r="0" t="0"/>
             <wp:wrapSquare wrapText="bothSides" distB="114300" distT="114300" distL="114300" distR="114300"/>
-            <wp:docPr id="2" name="image3.png"/>
+            <wp:docPr id="2" name="image1.png"/>
             <a:graphic>
               <a:graphicData uri="http://schemas.openxmlformats.org/drawingml/2006/picture">
                 <pic:pic>
                   <pic:nvPicPr>
-                    <pic:cNvPr id="0" name="image3.png"/>
+                    <pic:cNvPr id="0" name="image1.png"/>
                     <pic:cNvPicPr preferRelativeResize="0"/>
                   </pic:nvPicPr>
                   <pic:blipFill>
@@ -335,7 +336,7 @@
           <w:szCs w:val="32"/>
           <w:rtl w:val="0"/>
         </w:rPr>
-        <w:t xml:space="preserve">Actualitzat Gener 2025</w:t>
+        <w:t xml:space="preserve">Actualitzat Novembre 2025</w:t>
       </w:r>
     </w:p>
     <w:p>
@@ -366,6 +367,7 @@
         <w:rPr>
           <w:rFonts w:ascii="Verdana" w:cs="Verdana" w:eastAsia="Verdana" w:hAnsi="Verdana"/>
           <w:b w:val="1"/>
+          <w:bCs w:val="1"/>
           <w:sz w:val="20"/>
           <w:szCs w:val="20"/>
         </w:rPr>
@@ -386,6 +388,7 @@
         <w:rPr>
           <w:rFonts w:ascii="Verdana" w:cs="Verdana" w:eastAsia="Verdana" w:hAnsi="Verdana"/>
           <w:b w:val="1"/>
+          <w:bCs w:val="1"/>
           <w:sz w:val="20"/>
           <w:szCs w:val="20"/>
           <w:rtl w:val="0"/>
@@ -419,12 +422,12 @@
             <wp:extent cx="922564" cy="322898"/>
             <wp:effectExtent b="0" l="0" r="0" t="0"/>
             <wp:wrapSquare wrapText="bothSides" distB="57150" distT="57150" distL="57150" distR="57150"/>
-            <wp:docPr id="1" name="image1.png"/>
+            <wp:docPr id="1" name="image3.png"/>
             <a:graphic>
               <a:graphicData uri="http://schemas.openxmlformats.org/drawingml/2006/picture">
                 <pic:pic>
                   <pic:nvPicPr>
-                    <pic:cNvPr id="0" name="image1.png"/>
+                    <pic:cNvPr id="0" name="image3.png"/>
                     <pic:cNvPicPr preferRelativeResize="0"/>
                   </pic:nvPicPr>
                   <pic:blipFill>
@@ -525,6 +528,7 @@
         <w:ind w:left="0" w:right="57" w:firstLine="0"/>
         <w:rPr>
           <w:b w:val="1"/>
+          <w:bCs w:val="1"/>
         </w:rPr>
       </w:pPr>
       <w:r>
@@ -538,6 +542,7 @@
       <w:r>
         <w:rPr>
           <w:b w:val="1"/>
+          <w:bCs w:val="1"/>
           <w:rtl w:val="0"/>
         </w:rPr>
         <w:t xml:space="preserve">Important</w:t>
@@ -568,6 +573,7 @@
         <w:ind w:left="0" w:right="57" w:firstLine="0"/>
         <w:rPr>
           <w:b w:val="1"/>
+          <w:bCs w:val="1"/>
         </w:rPr>
       </w:pPr>
       <w:r>
@@ -591,6 +597,7 @@
       <w:r>
         <w:rPr>
           <w:b w:val="1"/>
+          <w:bCs w:val="1"/>
           <w:rtl w:val="0"/>
         </w:rPr>
         <w:t xml:space="preserve">A</w:t>
@@ -598,6 +605,7 @@
       <w:r>
         <w:rPr>
           <w:b w:val="1"/>
+          <w:bCs w:val="1"/>
           <w:rtl w:val="0"/>
         </w:rPr>
         <w:t xml:space="preserve">tenció</w:t>
@@ -645,6 +653,7 @@
       <w:r>
         <w:rPr>
           <w:b w:val="1"/>
+          <w:bCs w:val="1"/>
           <w:rtl w:val="0"/>
         </w:rPr>
         <w:t xml:space="preserve">Interessant</w:t>
@@ -663,6 +672,7 @@
         <w:rPr>
           <w:rFonts w:ascii="Arial" w:cs="Arial" w:eastAsia="Arial" w:hAnsi="Arial"/>
           <w:b w:val="1"/>
+          <w:bCs w:val="1"/>
           <w:smallCaps w:val="1"/>
           <w:sz w:val="32"/>
           <w:szCs w:val="32"/>
@@ -672,6 +682,7 @@
         <w:rPr>
           <w:rFonts w:ascii="Arial" w:cs="Arial" w:eastAsia="Arial" w:hAnsi="Arial"/>
           <w:b w:val="1"/>
+          <w:bCs w:val="1"/>
           <w:smallCaps w:val="1"/>
           <w:sz w:val="32"/>
           <w:szCs w:val="32"/>
@@ -682,6 +693,7 @@
     </w:p>
     <w:sdt>
       <w:sdtPr>
+        <w:id w:val="1733529470"/>
         <w:docPartObj>
           <w:docPartGallery w:val="Table of Contents"/>
           <w:docPartUnique w:val="1"/>
@@ -697,6 +709,7 @@
             <w:jc w:val="left"/>
             <w:rPr>
               <w:b w:val="1"/>
+              <w:bCs w:val="1"/>
               <w:color w:val="000000"/>
               <w:u w:val="none"/>
             </w:rPr>
@@ -711,7 +724,9 @@
               <w:rPr>
                 <w:rFonts w:ascii="Verdana" w:cs="Verdana" w:eastAsia="Verdana" w:hAnsi="Verdana"/>
                 <w:b w:val="1"/>
+                <w:bCs w:val="1"/>
                 <w:i w:val="0"/>
+                <w:iCs w:val="0"/>
                 <w:smallCaps w:val="0"/>
                 <w:strike w:val="0"/>
                 <w:color w:val="000000"/>
@@ -742,6 +757,7 @@
             <w:jc w:val="left"/>
             <w:rPr>
               <w:b w:val="1"/>
+              <w:bCs w:val="1"/>
               <w:color w:val="000000"/>
               <w:u w:val="none"/>
             </w:rPr>
@@ -751,7 +767,9 @@
               <w:rPr>
                 <w:rFonts w:ascii="Verdana" w:cs="Verdana" w:eastAsia="Verdana" w:hAnsi="Verdana"/>
                 <w:b w:val="1"/>
+                <w:bCs w:val="1"/>
                 <w:i w:val="0"/>
+                <w:iCs w:val="0"/>
                 <w:smallCaps w:val="0"/>
                 <w:strike w:val="0"/>
                 <w:color w:val="000000"/>
@@ -782,6 +800,7 @@
             <w:jc w:val="left"/>
             <w:rPr>
               <w:b w:val="1"/>
+              <w:bCs w:val="1"/>
               <w:color w:val="000000"/>
               <w:u w:val="none"/>
             </w:rPr>
@@ -791,7 +810,9 @@
               <w:rPr>
                 <w:rFonts w:ascii="Verdana" w:cs="Verdana" w:eastAsia="Verdana" w:hAnsi="Verdana"/>
                 <w:b w:val="1"/>
+                <w:bCs w:val="1"/>
                 <w:i w:val="0"/>
+                <w:iCs w:val="0"/>
                 <w:smallCaps w:val="0"/>
                 <w:strike w:val="0"/>
                 <w:color w:val="000000"/>
@@ -822,6 +843,7 @@
             <w:jc w:val="left"/>
             <w:rPr>
               <w:b w:val="1"/>
+              <w:bCs w:val="1"/>
               <w:color w:val="000000"/>
               <w:u w:val="none"/>
             </w:rPr>
@@ -831,7 +853,9 @@
               <w:rPr>
                 <w:rFonts w:ascii="Verdana" w:cs="Verdana" w:eastAsia="Verdana" w:hAnsi="Verdana"/>
                 <w:b w:val="1"/>
+                <w:bCs w:val="1"/>
                 <w:i w:val="0"/>
+                <w:iCs w:val="0"/>
                 <w:smallCaps w:val="0"/>
                 <w:strike w:val="0"/>
                 <w:color w:val="000000"/>
@@ -862,6 +886,7 @@
             <w:jc w:val="left"/>
             <w:rPr>
               <w:b w:val="1"/>
+              <w:bCs w:val="1"/>
               <w:color w:val="000000"/>
               <w:u w:val="none"/>
             </w:rPr>
@@ -871,7 +896,9 @@
               <w:rPr>
                 <w:rFonts w:ascii="Verdana" w:cs="Verdana" w:eastAsia="Verdana" w:hAnsi="Verdana"/>
                 <w:b w:val="1"/>
+                <w:bCs w:val="1"/>
                 <w:i w:val="0"/>
+                <w:iCs w:val="0"/>
                 <w:smallCaps w:val="0"/>
                 <w:strike w:val="0"/>
                 <w:color w:val="000000"/>
@@ -902,6 +929,7 @@
             <w:jc w:val="left"/>
             <w:rPr>
               <w:b w:val="1"/>
+              <w:bCs w:val="1"/>
               <w:color w:val="000000"/>
               <w:u w:val="none"/>
             </w:rPr>
@@ -911,7 +939,9 @@
               <w:rPr>
                 <w:rFonts w:ascii="Verdana" w:cs="Verdana" w:eastAsia="Verdana" w:hAnsi="Verdana"/>
                 <w:b w:val="1"/>
+                <w:bCs w:val="1"/>
                 <w:i w:val="0"/>
+                <w:iCs w:val="0"/>
                 <w:smallCaps w:val="0"/>
                 <w:strike w:val="0"/>
                 <w:color w:val="000000"/>
@@ -942,6 +972,7 @@
             <w:jc w:val="left"/>
             <w:rPr>
               <w:b w:val="1"/>
+              <w:bCs w:val="1"/>
               <w:color w:val="000000"/>
               <w:u w:val="none"/>
             </w:rPr>
@@ -951,7 +982,9 @@
               <w:rPr>
                 <w:rFonts w:ascii="Verdana" w:cs="Verdana" w:eastAsia="Verdana" w:hAnsi="Verdana"/>
                 <w:b w:val="1"/>
+                <w:bCs w:val="1"/>
                 <w:i w:val="0"/>
+                <w:iCs w:val="0"/>
                 <w:smallCaps w:val="0"/>
                 <w:strike w:val="0"/>
                 <w:color w:val="000000"/>
@@ -982,6 +1015,7 @@
             <w:jc w:val="left"/>
             <w:rPr>
               <w:b w:val="1"/>
+              <w:bCs w:val="1"/>
               <w:color w:val="000000"/>
               <w:u w:val="none"/>
             </w:rPr>
@@ -991,7 +1025,9 @@
               <w:rPr>
                 <w:rFonts w:ascii="Verdana" w:cs="Verdana" w:eastAsia="Verdana" w:hAnsi="Verdana"/>
                 <w:b w:val="1"/>
+                <w:bCs w:val="1"/>
                 <w:i w:val="0"/>
+                <w:iCs w:val="0"/>
                 <w:smallCaps w:val="0"/>
                 <w:strike w:val="0"/>
                 <w:color w:val="000000"/>
@@ -1026,6 +1062,7 @@
         <w:rPr>
           <w:rFonts w:ascii="Arial" w:cs="Arial" w:eastAsia="Arial" w:hAnsi="Arial"/>
           <w:b w:val="1"/>
+          <w:bCs w:val="1"/>
           <w:smallCaps w:val="1"/>
           <w:sz w:val="32"/>
           <w:szCs w:val="32"/>
@@ -1300,7 +1337,7 @@
         <w:pageBreakBefore w:val="0"/>
         <w:numPr>
           <w:ilvl w:val="0"/>
-          <w:numId w:val="4"/>
+          <w:numId w:val="3"/>
         </w:numPr>
         <w:ind w:left="432"/>
       </w:pPr>
@@ -1317,12 +1354,14 @@
       <w:pPr>
         <w:rPr>
           <w:b w:val="1"/>
+          <w:bCs w:val="1"/>
           <w:u w:val="single"/>
         </w:rPr>
       </w:pPr>
       <w:r>
         <w:rPr>
           <w:b w:val="1"/>
+          <w:bCs w:val="1"/>
           <w:rtl w:val="0"/>
         </w:rPr>
         <w:t xml:space="preserve">Data límit d'entrega: </w:t>
@@ -1330,10 +1369,11 @@
       <w:r>
         <w:rPr>
           <w:b w:val="1"/>
+          <w:bCs w:val="1"/>
           <w:u w:val="single"/>
           <w:rtl w:val="0"/>
         </w:rPr>
-        <w:t xml:space="preserve">Dilluns 13 de gener a les 23:55.</w:t>
+        <w:t xml:space="preserve">Dilluns 19 de gener a les 23:55.</w:t>
       </w:r>
     </w:p>
     <w:p>
@@ -1381,6 +1421,7 @@
       <w:r>
         <w:rPr>
           <w:b w:val="1"/>
+          <w:bCs w:val="1"/>
           <w:rtl w:val="0"/>
         </w:rPr>
         <w:t xml:space="preserve">Atenció: </w:t>
@@ -1401,27 +1442,27 @@
       <w:pPr>
         <w:pStyle w:val="Heading1"/>
         <w:pageBreakBefore w:val="0"/>
-        <w:numPr>
-          <w:ilvl w:val="0"/>
-          <w:numId w:val="4"/>
-        </w:numPr>
-        <w:ind w:left="432"/>
-      </w:pPr>
-      <w:bookmarkStart w:colFirst="0" w:colLast="0" w:name="_9maybllx2a09" w:id="2"/>
-      <w:bookmarkEnd w:id="2"/>
-      <w:r>
-        <w:rPr>
-          <w:rtl w:val="0"/>
-        </w:rPr>
-        <w:t xml:space="preserve">Observacions prèvies a la realització de la tasca avaluables</w:t>
-      </w:r>
-    </w:p>
-    <w:p>
-      <w:pPr>
         <w:numPr>
           <w:ilvl w:val="0"/>
           <w:numId w:val="3"/>
         </w:numPr>
+        <w:ind w:left="432"/>
+      </w:pPr>
+      <w:bookmarkStart w:colFirst="0" w:colLast="0" w:name="_9maybllx2a09" w:id="2"/>
+      <w:bookmarkEnd w:id="2"/>
+      <w:r>
+        <w:rPr>
+          <w:rtl w:val="0"/>
+        </w:rPr>
+        <w:t xml:space="preserve">Observacions prèvies a la realització de la tasca avaluables</w:t>
+      </w:r>
+    </w:p>
+    <w:p>
+      <w:pPr>
+        <w:numPr>
+          <w:ilvl w:val="0"/>
+          <w:numId w:val="2"/>
+        </w:numPr>
         <w:spacing w:after="0" w:afterAutospacing="0"/>
         <w:ind w:left="720" w:hanging="360"/>
         <w:rPr>
@@ -1439,7 +1480,7 @@
       <w:pPr>
         <w:numPr>
           <w:ilvl w:val="1"/>
-          <w:numId w:val="3"/>
+          <w:numId w:val="2"/>
         </w:numPr>
         <w:spacing w:after="0" w:afterAutospacing="0" w:before="0" w:beforeAutospacing="0"/>
         <w:ind w:left="1440" w:hanging="360"/>
@@ -1458,7 +1499,7 @@
       <w:pPr>
         <w:numPr>
           <w:ilvl w:val="0"/>
-          <w:numId w:val="3"/>
+          <w:numId w:val="2"/>
         </w:numPr>
         <w:spacing w:after="0" w:afterAutospacing="0" w:before="0" w:beforeAutospacing="0"/>
         <w:ind w:left="720" w:hanging="360"/>
@@ -1477,7 +1518,7 @@
       <w:pPr>
         <w:numPr>
           <w:ilvl w:val="1"/>
-          <w:numId w:val="3"/>
+          <w:numId w:val="2"/>
         </w:numPr>
         <w:spacing w:after="0" w:afterAutospacing="0" w:before="0" w:beforeAutospacing="0"/>
         <w:ind w:left="1440" w:hanging="360"/>
@@ -1496,7 +1537,7 @@
       <w:pPr>
         <w:numPr>
           <w:ilvl w:val="1"/>
-          <w:numId w:val="3"/>
+          <w:numId w:val="2"/>
         </w:numPr>
         <w:spacing w:after="0" w:afterAutospacing="0" w:before="0" w:beforeAutospacing="0"/>
         <w:ind w:left="1440" w:hanging="360"/>
@@ -1515,7 +1556,7 @@
       <w:pPr>
         <w:numPr>
           <w:ilvl w:val="1"/>
-          <w:numId w:val="3"/>
+          <w:numId w:val="2"/>
         </w:numPr>
         <w:spacing w:after="0" w:afterAutospacing="0" w:before="0" w:beforeAutospacing="0"/>
         <w:ind w:left="1440" w:hanging="360"/>
@@ -1534,7 +1575,7 @@
       <w:pPr>
         <w:numPr>
           <w:ilvl w:val="1"/>
-          <w:numId w:val="3"/>
+          <w:numId w:val="2"/>
         </w:numPr>
         <w:spacing w:after="0" w:afterAutospacing="0" w:before="0" w:beforeAutospacing="0"/>
         <w:ind w:left="1440" w:hanging="360"/>
@@ -1553,7 +1594,7 @@
       <w:pPr>
         <w:numPr>
           <w:ilvl w:val="0"/>
-          <w:numId w:val="3"/>
+          <w:numId w:val="2"/>
         </w:numPr>
         <w:spacing w:after="0" w:afterAutospacing="0" w:before="0" w:beforeAutospacing="0"/>
         <w:ind w:left="720" w:hanging="360"/>
@@ -1572,7 +1613,7 @@
       <w:pPr>
         <w:numPr>
           <w:ilvl w:val="0"/>
-          <w:numId w:val="3"/>
+          <w:numId w:val="2"/>
         </w:numPr>
         <w:spacing w:after="0" w:afterAutospacing="0" w:before="0" w:beforeAutospacing="0"/>
         <w:ind w:left="720" w:hanging="360"/>
@@ -1591,7 +1632,7 @@
       <w:pPr>
         <w:numPr>
           <w:ilvl w:val="1"/>
-          <w:numId w:val="3"/>
+          <w:numId w:val="2"/>
         </w:numPr>
         <w:spacing w:after="0" w:afterAutospacing="0" w:before="0" w:beforeAutospacing="0"/>
         <w:ind w:left="1440" w:hanging="360"/>
@@ -1600,6 +1641,7 @@
       <w:r>
         <w:rPr>
           <w:b w:val="1"/>
+          <w:bCs w:val="1"/>
           <w:u w:val="single"/>
           <w:rtl w:val="0"/>
         </w:rPr>
@@ -1666,6 +1708,7 @@
       <w:r>
         <w:rPr>
           <w:b w:val="1"/>
+          <w:bCs w:val="1"/>
           <w:rtl w:val="0"/>
         </w:rPr>
         <w:t xml:space="preserve">Atenció: </w:t>
@@ -1686,157 +1729,178 @@
     <w:p>
       <w:pPr>
         <w:pStyle w:val="Heading1"/>
+        <w:numPr>
+          <w:ilvl w:val="0"/>
+          <w:numId w:val="3"/>
+        </w:numPr>
+        <w:ind w:left="432"/>
+      </w:pPr>
+      <w:bookmarkStart w:colFirst="0" w:colLast="0" w:name="_2itjvswydgw7" w:id="3"/>
+      <w:bookmarkEnd w:id="3"/>
+      <w:r>
+        <w:rPr>
+          <w:rtl w:val="0"/>
+        </w:rPr>
+        <w:t xml:space="preserve">Citació demostració d’autoria dels exercicis i castic per còpia</w:t>
+      </w:r>
+    </w:p>
+    <w:p>
+      <w:pPr>
+        <w:rPr/>
+      </w:pPr>
+      <w:r>
+        <w:rPr>
+          <w:rtl w:val="0"/>
+        </w:rPr>
+        <w:t xml:space="preserve">Per a considerar un exercici realitzat, no basta únicament amb lliurar el codi amb comentaris. L’alumnat ha de SER CAPAÇ d’entendre i defendre el seu exercici a petició del professor i SER                             </w:t>
+      </w:r>
+    </w:p>
+    <w:p>
+      <w:pPr>
+        <w:rPr/>
+      </w:pPr>
+      <w:r>
+        <w:rPr>
+          <w:rtl w:val="0"/>
+        </w:rPr>
+        <w:t xml:space="preserve">CAPAÇ de realitzar modificacions relacionades amb el mateix, amb el fi de demostrar l’adquisició de coneixement i evitar qualsevol sospita de còpia.</w:t>
+      </w:r>
+    </w:p>
+    <w:p>
+      <w:pPr>
+        <w:rPr/>
+      </w:pPr>
+      <w:r>
+        <w:rPr>
+          <w:b w:val="1"/>
+          <w:bCs w:val="1"/>
+          <w:u w:val="single"/>
+          <w:rtl w:val="0"/>
+        </w:rPr>
+        <w:t xml:space="preserve">Es ficara una nota provisional, però posteriorment tot l’alumnat serà citat per a defendre en persona o videoconferència l’autoria completa d’aquest avaluable.</w:t>
+      </w:r>
+      <w:r>
+        <w:rPr>
+          <w:rtl w:val="0"/>
+        </w:rPr>
+      </w:r>
+    </w:p>
+    <w:p>
+      <w:pPr>
+        <w:rPr>
+          <w:b w:val="1"/>
+          <w:bCs w:val="1"/>
+          <w:i w:val="1"/>
+          <w:iCs w:val="1"/>
+          <w:u w:val="single"/>
+        </w:rPr>
+      </w:pPr>
+      <w:r>
+        <w:rPr>
+          <w:rtl w:val="0"/>
+        </w:rPr>
+        <w:t xml:space="preserve">Si l’alumnat no pot fer aquesta defensa i aquestes modificacions, es considerarà que ha copiat l’exercici. </w:t>
+      </w:r>
+      <w:r>
+        <w:rPr>
+          <w:b w:val="1"/>
+          <w:bCs w:val="1"/>
+          <w:i w:val="1"/>
+          <w:iCs w:val="1"/>
+          <w:u w:val="single"/>
+          <w:rtl w:val="0"/>
+        </w:rPr>
+        <w:t xml:space="preserve">La còpia es castiga amb el suspens del mòdul complet.</w:t>
+      </w:r>
+    </w:p>
+    <w:p>
+      <w:pPr>
+        <w:pStyle w:val="Heading1"/>
+        <w:pageBreakBefore w:val="0"/>
+        <w:numPr>
+          <w:ilvl w:val="0"/>
+          <w:numId w:val="3"/>
+        </w:numPr>
+        <w:ind w:left="432"/>
+      </w:pPr>
+      <w:bookmarkStart w:colFirst="0" w:colLast="0" w:name="_42r7h17vh8ep" w:id="4"/>
+      <w:bookmarkEnd w:id="4"/>
+      <w:r>
+        <w:rPr>
+          <w:rtl w:val="0"/>
+        </w:rPr>
+        <w:t xml:space="preserve">Activitats</w:t>
+      </w:r>
+    </w:p>
+    <w:p>
+      <w:pPr>
+        <w:pStyle w:val="Heading1"/>
+        <w:numPr>
+          <w:ilvl w:val="1"/>
+          <w:numId w:val="3"/>
+        </w:numPr>
+        <w:ind w:left="576"/>
+      </w:pPr>
+      <w:bookmarkStart w:colFirst="0" w:colLast="0" w:name="_ahjbpqqme8e0" w:id="5"/>
+      <w:bookmarkEnd w:id="5"/>
+      <w:r>
+        <w:rPr>
+          <w:rtl w:val="0"/>
+        </w:rPr>
+        <w:t xml:space="preserve">Activitat 01</w:t>
+      </w:r>
+    </w:p>
+    <w:p>
+      <w:pPr>
+        <w:rPr/>
+      </w:pPr>
+      <w:r>
+        <w:rPr>
+          <w:rtl w:val="0"/>
+        </w:rPr>
+        <w:t xml:space="preserve">Modifica l’exemple de “EJ07-LigaFutbol” de forma que:</w:t>
+      </w:r>
+    </w:p>
+    <w:p>
+      <w:pPr>
         <w:numPr>
           <w:ilvl w:val="0"/>
           <w:numId w:val="4"/>
         </w:numPr>
-        <w:ind w:left="432"/>
-      </w:pPr>
-      <w:bookmarkStart w:colFirst="0" w:colLast="0" w:name="_2itjvswydgw7" w:id="3"/>
-      <w:bookmarkEnd w:id="3"/>
-      <w:r>
-        <w:rPr>
-          <w:rtl w:val="0"/>
-        </w:rPr>
-        <w:t xml:space="preserve">Citació demostració d’autoria dels exercicis i castic per còpia</w:t>
-      </w:r>
-    </w:p>
-    <w:p>
-      <w:pPr>
-        <w:rPr/>
-      </w:pPr>
-      <w:r>
-        <w:rPr>
-          <w:rtl w:val="0"/>
-        </w:rPr>
-        <w:t xml:space="preserve">Per a considerar un exercici realitzat, no basta únicament amb lliurar el codi amb comentaris. L’alumnat ha de SER CAPAÇ d’entendre i defendre el seu exercici a petició del professor i SER                             </w:t>
-      </w:r>
-    </w:p>
-    <w:p>
-      <w:pPr>
-        <w:rPr/>
-      </w:pPr>
-      <w:r>
-        <w:rPr>
-          <w:rtl w:val="0"/>
-        </w:rPr>
-        <w:t xml:space="preserve">CAPAÇ de realitzar modificacions relacionades amb el mateix, amb el fi de demostrar l’adquisició de coneixement i evitar qualsevol sospita de còpia.</w:t>
-      </w:r>
-    </w:p>
-    <w:p>
-      <w:pPr>
-        <w:rPr/>
-      </w:pPr>
-      <w:r>
-        <w:rPr>
-          <w:b w:val="1"/>
-          <w:u w:val="single"/>
-          <w:rtl w:val="0"/>
-        </w:rPr>
-        <w:t xml:space="preserve">Es ficara una nota provisional, però posteriorment tot l’alumnat serà citat per a defendre en persona o videoconferència l’autoria completa d’aquest avaluable.</w:t>
-      </w:r>
-      <w:r>
-        <w:rPr>
-          <w:rtl w:val="0"/>
-        </w:rPr>
-      </w:r>
-    </w:p>
-    <w:p>
-      <w:pPr>
-        <w:rPr>
-          <w:b w:val="1"/>
-          <w:i w:val="1"/>
-          <w:u w:val="single"/>
-        </w:rPr>
-      </w:pPr>
-      <w:r>
-        <w:rPr>
-          <w:rtl w:val="0"/>
-        </w:rPr>
-        <w:t xml:space="preserve">Si l’alumnat no pot fer aquesta defensa i aquestes modificacions, es considerarà que ha copiat l’exercici. </w:t>
-      </w:r>
-      <w:r>
-        <w:rPr>
-          <w:b w:val="1"/>
-          <w:i w:val="1"/>
-          <w:u w:val="single"/>
-          <w:rtl w:val="0"/>
-        </w:rPr>
-        <w:t xml:space="preserve">La còpia es castiga amb el suspens del mòdul complet.</w:t>
-      </w:r>
-    </w:p>
-    <w:p>
-      <w:pPr>
-        <w:pStyle w:val="Heading1"/>
-        <w:pageBreakBefore w:val="0"/>
+        <w:spacing w:after="0" w:afterAutospacing="0"/>
+        <w:ind w:left="720" w:hanging="360"/>
+        <w:rPr>
+          <w:u w:val="none"/>
+        </w:rPr>
+      </w:pPr>
+      <w:r>
+        <w:rPr>
+          <w:rtl w:val="0"/>
+        </w:rPr>
+        <w:t xml:space="preserve">Els partits per 4 o més gols de diferència, computen com “4” punts per al guanyador i “-1” punt per al perdedor.</w:t>
+      </w:r>
+    </w:p>
+    <w:p>
+      <w:pPr>
         <w:numPr>
           <w:ilvl w:val="0"/>
           <w:numId w:val="4"/>
         </w:numPr>
-        <w:ind w:left="432"/>
-      </w:pPr>
-      <w:bookmarkStart w:colFirst="0" w:colLast="0" w:name="_42r7h17vh8ep" w:id="4"/>
-      <w:bookmarkEnd w:id="4"/>
-      <w:r>
-        <w:rPr>
-          <w:rtl w:val="0"/>
-        </w:rPr>
-        <w:t xml:space="preserve">Activitats</w:t>
-      </w:r>
-    </w:p>
-    <w:p>
-      <w:pPr>
-        <w:pStyle w:val="Heading1"/>
-        <w:numPr>
-          <w:ilvl w:val="1"/>
-          <w:numId w:val="4"/>
-        </w:numPr>
-        <w:ind w:left="576"/>
-      </w:pPr>
-      <w:bookmarkStart w:colFirst="0" w:colLast="0" w:name="_ahjbpqqme8e0" w:id="5"/>
-      <w:bookmarkEnd w:id="5"/>
-      <w:r>
-        <w:rPr>
-          <w:rtl w:val="0"/>
-        </w:rPr>
-        <w:t xml:space="preserve">Activitat 01</w:t>
-      </w:r>
-    </w:p>
-    <w:p>
-      <w:pPr>
-        <w:rPr/>
-      </w:pPr>
-      <w:r>
-        <w:rPr>
-          <w:rtl w:val="0"/>
-        </w:rPr>
-        <w:t xml:space="preserve">Modifica l’exemple de “EJ07-LigaFutbol” de forma que:</w:t>
+        <w:spacing w:after="0" w:afterAutospacing="0" w:before="0" w:beforeAutospacing="0"/>
+        <w:ind w:left="720" w:hanging="360"/>
+      </w:pPr>
+      <w:r>
+        <w:rPr>
+          <w:rtl w:val="0"/>
+        </w:rPr>
+        <w:t xml:space="preserve">Implementa a la vista dels partits un botó que en prémer-lo, sume 2 gols a tots els equips de casa en tots els partits disputats. La classificació haurà de recalcular-se.</w:t>
       </w:r>
     </w:p>
     <w:p>
       <w:pPr>
         <w:numPr>
           <w:ilvl w:val="0"/>
-          <w:numId w:val="5"/>
-        </w:numPr>
-        <w:spacing w:after="0" w:afterAutospacing="0"/>
-        <w:ind w:left="720" w:hanging="360"/>
-        <w:rPr>
-          <w:u w:val="none"/>
-        </w:rPr>
-      </w:pPr>
-      <w:r>
-        <w:rPr>
-          <w:rtl w:val="0"/>
-        </w:rPr>
-        <w:t xml:space="preserve">Els partits per 4 o més gols de diferència, computen com “4” punts per al guanyador i “-1” punt per al perdedor.</w:t>
-      </w:r>
-    </w:p>
-    <w:p>
-      <w:pPr>
-        <w:numPr>
-          <w:ilvl w:val="0"/>
-          <w:numId w:val="5"/>
+          <w:numId w:val="4"/>
         </w:numPr>
         <w:spacing w:after="0" w:afterAutospacing="0" w:before="0" w:beforeAutospacing="0"/>
         <w:ind w:left="720" w:hanging="360"/>
@@ -1845,30 +1909,14 @@
         <w:rPr>
           <w:rtl w:val="0"/>
         </w:rPr>
-        <w:t xml:space="preserve">Implementa a la vista dels partits un botó que en prémer-lo, sume 2 gols a tots els equips de casa en tots els partits disputats. La classificació haurà de recalcular-se.</w:t>
+        <w:t xml:space="preserve">Implementa a la vista dels partits un botó que en prémer-lo, sume 2 gols a tots els equips visitants en tots els partits disputats. La classificació haurà de recalcular-se.</w:t>
       </w:r>
     </w:p>
     <w:p>
       <w:pPr>
         <w:numPr>
           <w:ilvl w:val="0"/>
-          <w:numId w:val="5"/>
-        </w:numPr>
-        <w:spacing w:after="0" w:afterAutospacing="0" w:before="0" w:beforeAutospacing="0"/>
-        <w:ind w:left="720" w:hanging="360"/>
-      </w:pPr>
-      <w:r>
-        <w:rPr>
-          <w:rtl w:val="0"/>
-        </w:rPr>
-        <w:t xml:space="preserve">Implementa a la vista dels partits un botó que en prémer-lo, sume 2 gols a tots els equips visitants en tots els partits disputats. La classificació haurà de recalcular-se.</w:t>
-      </w:r>
-    </w:p>
-    <w:p>
-      <w:pPr>
-        <w:numPr>
-          <w:ilvl w:val="0"/>
-          <w:numId w:val="5"/>
+          <w:numId w:val="4"/>
         </w:numPr>
         <w:spacing w:after="0" w:afterAutospacing="0" w:before="0" w:beforeAutospacing="0"/>
         <w:ind w:left="720" w:hanging="360"/>
@@ -1903,7 +1951,7 @@
       <w:pPr>
         <w:numPr>
           <w:ilvl w:val="0"/>
-          <w:numId w:val="5"/>
+          <w:numId w:val="4"/>
         </w:numPr>
         <w:spacing w:after="0" w:afterAutospacing="0" w:before="0" w:beforeAutospacing="0"/>
         <w:ind w:left="720" w:hanging="360"/>
@@ -1922,7 +1970,7 @@
       <w:pPr>
         <w:numPr>
           <w:ilvl w:val="0"/>
-          <w:numId w:val="5"/>
+          <w:numId w:val="4"/>
         </w:numPr>
         <w:spacing w:after="0" w:afterAutospacing="0" w:before="0" w:beforeAutospacing="0"/>
         <w:ind w:left="720" w:hanging="360"/>
@@ -1941,7 +1989,7 @@
       <w:pPr>
         <w:numPr>
           <w:ilvl w:val="0"/>
-          <w:numId w:val="5"/>
+          <w:numId w:val="4"/>
         </w:numPr>
         <w:spacing w:before="0" w:beforeAutospacing="0"/>
         <w:ind w:left="720" w:hanging="360"/>
@@ -1962,7 +2010,7 @@
         <w:pageBreakBefore w:val="0"/>
         <w:numPr>
           <w:ilvl w:val="1"/>
-          <w:numId w:val="4"/>
+          <w:numId w:val="3"/>
         </w:numPr>
         <w:ind w:left="576"/>
       </w:pPr>
@@ -1995,6 +2043,7 @@
       <w:r>
         <w:rPr>
           <w:b w:val="1"/>
+          <w:bCs w:val="1"/>
           <w:rtl w:val="0"/>
         </w:rPr>
         <w:t xml:space="preserve">Nota</w:t>
@@ -2011,7 +2060,7 @@
         <w:pStyle w:val="Heading1"/>
         <w:numPr>
           <w:ilvl w:val="1"/>
-          <w:numId w:val="4"/>
+          <w:numId w:val="3"/>
         </w:numPr>
         <w:ind w:left="576"/>
       </w:pPr>
@@ -2062,7 +2111,7 @@
       <w:pPr>
         <w:numPr>
           <w:ilvl w:val="0"/>
-          <w:numId w:val="2"/>
+          <w:numId w:val="6"/>
         </w:numPr>
         <w:spacing w:after="0" w:afterAutospacing="0"/>
         <w:ind w:left="720" w:hanging="360"/>
@@ -2078,7 +2127,7 @@
       <w:pPr>
         <w:numPr>
           <w:ilvl w:val="0"/>
-          <w:numId w:val="2"/>
+          <w:numId w:val="6"/>
         </w:numPr>
         <w:spacing w:after="0" w:afterAutospacing="0" w:before="0" w:beforeAutospacing="0"/>
         <w:ind w:left="720" w:hanging="360"/>
@@ -2094,7 +2143,7 @@
       <w:pPr>
         <w:numPr>
           <w:ilvl w:val="0"/>
-          <w:numId w:val="2"/>
+          <w:numId w:val="6"/>
         </w:numPr>
         <w:spacing w:after="0" w:afterAutospacing="0" w:before="0" w:beforeAutospacing="0"/>
         <w:ind w:left="720" w:hanging="360"/>
@@ -2113,7 +2162,7 @@
       <w:pPr>
         <w:numPr>
           <w:ilvl w:val="0"/>
-          <w:numId w:val="2"/>
+          <w:numId w:val="6"/>
         </w:numPr>
         <w:spacing w:before="0" w:beforeAutospacing="0"/>
         <w:ind w:left="720" w:hanging="360"/>
@@ -2153,12 +2202,14 @@
         <w:ind w:left="0" w:firstLine="0"/>
         <w:rPr>
           <w:b w:val="1"/>
+          <w:bCs w:val="1"/>
           <w:u w:val="single"/>
         </w:rPr>
       </w:pPr>
       <w:r>
         <w:rPr>
           <w:b w:val="1"/>
+          <w:bCs w:val="1"/>
           <w:u w:val="single"/>
           <w:rtl w:val="0"/>
         </w:rPr>
@@ -2169,7 +2220,7 @@
       <w:pPr>
         <w:numPr>
           <w:ilvl w:val="0"/>
-          <w:numId w:val="6"/>
+          <w:numId w:val="5"/>
         </w:numPr>
         <w:ind w:left="720" w:hanging="360"/>
       </w:pPr>
@@ -2206,12 +2257,14 @@
         <w:ind w:left="0" w:firstLine="0"/>
         <w:rPr>
           <w:b w:val="1"/>
+          <w:bCs w:val="1"/>
           <w:u w:val="single"/>
         </w:rPr>
       </w:pPr>
       <w:r>
         <w:rPr>
           <w:b w:val="1"/>
+          <w:bCs w:val="1"/>
           <w:u w:val="single"/>
           <w:rtl w:val="0"/>
         </w:rPr>
@@ -2222,7 +2275,7 @@
       <w:pPr>
         <w:numPr>
           <w:ilvl w:val="0"/>
-          <w:numId w:val="6"/>
+          <w:numId w:val="5"/>
         </w:numPr>
         <w:spacing w:after="0" w:afterAutospacing="0"/>
         <w:ind w:left="720" w:hanging="360"/>
@@ -2241,7 +2294,7 @@
       <w:pPr>
         <w:numPr>
           <w:ilvl w:val="1"/>
-          <w:numId w:val="6"/>
+          <w:numId w:val="5"/>
         </w:numPr>
         <w:spacing w:after="0" w:afterAutospacing="0" w:before="0" w:beforeAutospacing="0"/>
         <w:ind w:left="1440" w:hanging="360"/>
@@ -2269,7 +2322,7 @@
       <w:pPr>
         <w:numPr>
           <w:ilvl w:val="1"/>
-          <w:numId w:val="6"/>
+          <w:numId w:val="5"/>
         </w:numPr>
         <w:spacing w:after="0" w:afterAutospacing="0" w:before="0" w:beforeAutospacing="0"/>
         <w:ind w:left="1440" w:hanging="360"/>
@@ -2297,7 +2350,7 @@
       <w:pPr>
         <w:numPr>
           <w:ilvl w:val="0"/>
-          <w:numId w:val="6"/>
+          <w:numId w:val="5"/>
         </w:numPr>
         <w:spacing w:after="0" w:afterAutospacing="0" w:before="0" w:beforeAutospacing="0"/>
         <w:ind w:left="720" w:hanging="360"/>
@@ -2316,7 +2369,7 @@
       <w:pPr>
         <w:numPr>
           <w:ilvl w:val="1"/>
-          <w:numId w:val="6"/>
+          <w:numId w:val="5"/>
         </w:numPr>
         <w:spacing w:after="0" w:afterAutospacing="0" w:before="0" w:beforeAutospacing="0"/>
         <w:ind w:left="1440" w:hanging="360"/>
@@ -2344,7 +2397,7 @@
       <w:pPr>
         <w:numPr>
           <w:ilvl w:val="1"/>
-          <w:numId w:val="6"/>
+          <w:numId w:val="5"/>
         </w:numPr>
         <w:spacing w:before="0" w:beforeAutospacing="0"/>
         <w:ind w:left="1440" w:hanging="360"/>
@@ -2373,7 +2426,7 @@
         <w:pStyle w:val="Heading1"/>
         <w:numPr>
           <w:ilvl w:val="1"/>
-          <w:numId w:val="4"/>
+          <w:numId w:val="3"/>
         </w:numPr>
         <w:ind w:left="576"/>
         <w:rPr>
@@ -2920,203 +2973,203 @@
   <w:abstractNum w:abstractNumId="3">
     <w:lvl w:ilvl="0">
       <w:start w:val="1"/>
-      <w:numFmt w:val="bullet"/>
-      <w:lvlText w:val="●"/>
-      <w:lvlJc w:val="left"/>
-      <w:pPr>
-        <w:ind w:left="720" w:hanging="360"/>
-      </w:pPr>
-      <w:rPr>
-        <w:u w:val="none"/>
-      </w:rPr>
+      <w:numFmt w:val="decimal"/>
+      <w:lvlText w:val="%1."/>
+      <w:lvlJc w:val="left"/>
+      <w:pPr>
+        <w:ind w:left="432" w:hanging="432"/>
+      </w:pPr>
+      <w:rPr/>
     </w:lvl>
     <w:lvl w:ilvl="1">
       <w:start w:val="1"/>
-      <w:numFmt w:val="bullet"/>
-      <w:lvlText w:val="○"/>
-      <w:lvlJc w:val="left"/>
-      <w:pPr>
-        <w:ind w:left="1440" w:hanging="360"/>
-      </w:pPr>
-      <w:rPr>
-        <w:u w:val="none"/>
-      </w:rPr>
+      <w:numFmt w:val="decimal"/>
+      <w:lvlText w:val=" %1.%2 "/>
+      <w:lvlJc w:val="left"/>
+      <w:pPr>
+        <w:ind w:left="576" w:hanging="576"/>
+      </w:pPr>
+      <w:rPr/>
     </w:lvl>
     <w:lvl w:ilvl="2">
       <w:start w:val="1"/>
-      <w:numFmt w:val="bullet"/>
-      <w:lvlText w:val="■"/>
-      <w:lvlJc w:val="left"/>
-      <w:pPr>
-        <w:ind w:left="2160" w:hanging="360"/>
-      </w:pPr>
-      <w:rPr>
-        <w:u w:val="none"/>
-      </w:rPr>
+      <w:numFmt w:val="decimal"/>
+      <w:lvlText w:val=" %1.%2.%3 "/>
+      <w:lvlJc w:val="left"/>
+      <w:pPr>
+        <w:ind w:left="720" w:hanging="720"/>
+      </w:pPr>
+      <w:rPr/>
     </w:lvl>
     <w:lvl w:ilvl="3">
       <w:start w:val="1"/>
-      <w:numFmt w:val="bullet"/>
-      <w:lvlText w:val="●"/>
-      <w:lvlJc w:val="left"/>
-      <w:pPr>
-        <w:ind w:left="2880" w:hanging="360"/>
-      </w:pPr>
-      <w:rPr>
-        <w:u w:val="none"/>
-      </w:rPr>
+      <w:numFmt w:val="decimal"/>
+      <w:lvlText w:val=" %1.%2.%3.%4 "/>
+      <w:lvlJc w:val="left"/>
+      <w:pPr>
+        <w:ind w:left="864" w:hanging="864"/>
+      </w:pPr>
+      <w:rPr/>
     </w:lvl>
     <w:lvl w:ilvl="4">
       <w:start w:val="1"/>
-      <w:numFmt w:val="bullet"/>
-      <w:lvlText w:val="○"/>
-      <w:lvlJc w:val="left"/>
-      <w:pPr>
-        <w:ind w:left="3600" w:hanging="360"/>
-      </w:pPr>
-      <w:rPr>
-        <w:u w:val="none"/>
-      </w:rPr>
+      <w:numFmt w:val="decimal"/>
+      <w:lvlText w:val=" %1.%2.%3.%4.%5 "/>
+      <w:lvlJc w:val="left"/>
+      <w:pPr>
+        <w:ind w:left="1008.0000000000001" w:hanging="1008.0000000000001"/>
+      </w:pPr>
+      <w:rPr/>
     </w:lvl>
     <w:lvl w:ilvl="5">
       <w:start w:val="1"/>
-      <w:numFmt w:val="bullet"/>
-      <w:lvlText w:val="■"/>
-      <w:lvlJc w:val="left"/>
-      <w:pPr>
-        <w:ind w:left="4320" w:hanging="360"/>
-      </w:pPr>
-      <w:rPr>
-        <w:u w:val="none"/>
-      </w:rPr>
+      <w:numFmt w:val="decimal"/>
+      <w:lvlText w:val=" %1.%2.%3.%4.%5.%6 "/>
+      <w:lvlJc w:val="left"/>
+      <w:pPr>
+        <w:ind w:left="1152" w:hanging="1152"/>
+      </w:pPr>
+      <w:rPr/>
     </w:lvl>
     <w:lvl w:ilvl="6">
       <w:start w:val="1"/>
-      <w:numFmt w:val="bullet"/>
-      <w:lvlText w:val="●"/>
-      <w:lvlJc w:val="left"/>
-      <w:pPr>
-        <w:ind w:left="5040" w:hanging="360"/>
-      </w:pPr>
-      <w:rPr>
-        <w:u w:val="none"/>
-      </w:rPr>
+      <w:numFmt w:val="decimal"/>
+      <w:lvlText w:val=" %1.%2.%3.%4.%5.%6.%7 "/>
+      <w:lvlJc w:val="left"/>
+      <w:pPr>
+        <w:ind w:left="1296" w:hanging="1296"/>
+      </w:pPr>
+      <w:rPr/>
     </w:lvl>
     <w:lvl w:ilvl="7">
       <w:start w:val="1"/>
-      <w:numFmt w:val="bullet"/>
-      <w:lvlText w:val="○"/>
-      <w:lvlJc w:val="left"/>
-      <w:pPr>
-        <w:ind w:left="5760" w:hanging="360"/>
-      </w:pPr>
-      <w:rPr>
-        <w:u w:val="none"/>
-      </w:rPr>
+      <w:numFmt w:val="decimal"/>
+      <w:lvlText w:val=" %1.%2.%3.%4.%5.%6.%7.%8 "/>
+      <w:lvlJc w:val="left"/>
+      <w:pPr>
+        <w:ind w:left="1440" w:hanging="1440"/>
+      </w:pPr>
+      <w:rPr/>
     </w:lvl>
     <w:lvl w:ilvl="8">
       <w:start w:val="1"/>
-      <w:numFmt w:val="bullet"/>
-      <w:lvlText w:val="■"/>
-      <w:lvlJc w:val="left"/>
-      <w:pPr>
-        <w:ind w:left="6480" w:hanging="360"/>
-      </w:pPr>
-      <w:rPr>
-        <w:u w:val="none"/>
-      </w:rPr>
+      <w:numFmt w:val="decimal"/>
+      <w:lvlText w:val=" %1.%2.%3.%4.%5.%6.%7.%8.%9 "/>
+      <w:lvlJc w:val="left"/>
+      <w:pPr>
+        <w:ind w:left="1584" w:hanging="1584"/>
+      </w:pPr>
+      <w:rPr/>
     </w:lvl>
   </w:abstractNum>
   <w:abstractNum w:abstractNumId="4">
     <w:lvl w:ilvl="0">
       <w:start w:val="1"/>
-      <w:numFmt w:val="decimal"/>
-      <w:lvlText w:val="%1."/>
-      <w:lvlJc w:val="left"/>
-      <w:pPr>
-        <w:ind w:left="432" w:hanging="432"/>
-      </w:pPr>
-      <w:rPr/>
+      <w:numFmt w:val="bullet"/>
+      <w:lvlText w:val="●"/>
+      <w:lvlJc w:val="left"/>
+      <w:pPr>
+        <w:ind w:left="720" w:hanging="360"/>
+      </w:pPr>
+      <w:rPr>
+        <w:u w:val="none"/>
+      </w:rPr>
     </w:lvl>
     <w:lvl w:ilvl="1">
       <w:start w:val="1"/>
-      <w:numFmt w:val="decimal"/>
-      <w:lvlText w:val=" %1.%2 "/>
-      <w:lvlJc w:val="left"/>
-      <w:pPr>
-        <w:ind w:left="576" w:hanging="576"/>
-      </w:pPr>
-      <w:rPr/>
+      <w:numFmt w:val="bullet"/>
+      <w:lvlText w:val="○"/>
+      <w:lvlJc w:val="left"/>
+      <w:pPr>
+        <w:ind w:left="1440" w:hanging="360"/>
+      </w:pPr>
+      <w:rPr>
+        <w:u w:val="none"/>
+      </w:rPr>
     </w:lvl>
     <w:lvl w:ilvl="2">
       <w:start w:val="1"/>
-      <w:numFmt w:val="decimal"/>
-      <w:lvlText w:val=" %1.%2.%3 "/>
-      <w:lvlJc w:val="left"/>
-      <w:pPr>
-        <w:ind w:left="720" w:hanging="720"/>
-      </w:pPr>
-      <w:rPr/>
+      <w:numFmt w:val="bullet"/>
+      <w:lvlText w:val="■"/>
+      <w:lvlJc w:val="left"/>
+      <w:pPr>
+        <w:ind w:left="2160" w:hanging="360"/>
+      </w:pPr>
+      <w:rPr>
+        <w:u w:val="none"/>
+      </w:rPr>
     </w:lvl>
     <w:lvl w:ilvl="3">
       <w:start w:val="1"/>
-      <w:numFmt w:val="decimal"/>
-      <w:lvlText w:val=" %1.%2.%3.%4 "/>
-      <w:lvlJc w:val="left"/>
-      <w:pPr>
-        <w:ind w:left="864" w:hanging="864"/>
-      </w:pPr>
-      <w:rPr/>
+      <w:numFmt w:val="bullet"/>
+      <w:lvlText w:val="●"/>
+      <w:lvlJc w:val="left"/>
+      <w:pPr>
+        <w:ind w:left="2880" w:hanging="360"/>
+      </w:pPr>
+      <w:rPr>
+        <w:u w:val="none"/>
+      </w:rPr>
     </w:lvl>
     <w:lvl w:ilvl="4">
       <w:start w:val="1"/>
-      <w:numFmt w:val="decimal"/>
-      <w:lvlText w:val=" %1.%2.%3.%4.%5 "/>
-      <w:lvlJc w:val="left"/>
-      <w:pPr>
-        <w:ind w:left="1008.0000000000001" w:hanging="1008.0000000000001"/>
-      </w:pPr>
-      <w:rPr/>
+      <w:numFmt w:val="bullet"/>
+      <w:lvlText w:val="○"/>
+      <w:lvlJc w:val="left"/>
+      <w:pPr>
+        <w:ind w:left="3600" w:hanging="360"/>
+      </w:pPr>
+      <w:rPr>
+        <w:u w:val="none"/>
+      </w:rPr>
     </w:lvl>
     <w:lvl w:ilvl="5">
       <w:start w:val="1"/>
-      <w:numFmt w:val="decimal"/>
-      <w:lvlText w:val=" %1.%2.%3.%4.%5.%6 "/>
-      <w:lvlJc w:val="left"/>
-      <w:pPr>
-        <w:ind w:left="1152" w:hanging="1152"/>
-      </w:pPr>
-      <w:rPr/>
+      <w:numFmt w:val="bullet"/>
+      <w:lvlText w:val="■"/>
+      <w:lvlJc w:val="left"/>
+      <w:pPr>
+        <w:ind w:left="4320" w:hanging="360"/>
+      </w:pPr>
+      <w:rPr>
+        <w:u w:val="none"/>
+      </w:rPr>
     </w:lvl>
     <w:lvl w:ilvl="6">
       <w:start w:val="1"/>
-      <w:numFmt w:val="decimal"/>
-      <w:lvlText w:val=" %1.%2.%3.%4.%5.%6.%7 "/>
-      <w:lvlJc w:val="left"/>
-      <w:pPr>
-        <w:ind w:left="1296" w:hanging="1296"/>
-      </w:pPr>
-      <w:rPr/>
+      <w:numFmt w:val="bullet"/>
+      <w:lvlText w:val="●"/>
+      <w:lvlJc w:val="left"/>
+      <w:pPr>
+        <w:ind w:left="5040" w:hanging="360"/>
+      </w:pPr>
+      <w:rPr>
+        <w:u w:val="none"/>
+      </w:rPr>
     </w:lvl>
     <w:lvl w:ilvl="7">
       <w:start w:val="1"/>
-      <w:numFmt w:val="decimal"/>
-      <w:lvlText w:val=" %1.%2.%3.%4.%5.%6.%7.%8 "/>
-      <w:lvlJc w:val="left"/>
-      <w:pPr>
-        <w:ind w:left="1440" w:hanging="1440"/>
-      </w:pPr>
-      <w:rPr/>
+      <w:numFmt w:val="bullet"/>
+      <w:lvlText w:val="○"/>
+      <w:lvlJc w:val="left"/>
+      <w:pPr>
+        <w:ind w:left="5760" w:hanging="360"/>
+      </w:pPr>
+      <w:rPr>
+        <w:u w:val="none"/>
+      </w:rPr>
     </w:lvl>
     <w:lvl w:ilvl="8">
       <w:start w:val="1"/>
-      <w:numFmt w:val="decimal"/>
-      <w:lvlText w:val=" %1.%2.%3.%4.%5.%6.%7.%8.%9 "/>
-      <w:lvlJc w:val="left"/>
-      <w:pPr>
-        <w:ind w:left="1584" w:hanging="1584"/>
-      </w:pPr>
-      <w:rPr/>
+      <w:numFmt w:val="bullet"/>
+      <w:lvlText w:val="■"/>
+      <w:lvlJc w:val="left"/>
+      <w:pPr>
+        <w:ind w:left="6480" w:hanging="360"/>
+      </w:pPr>
+      <w:rPr>
+        <w:u w:val="none"/>
+      </w:rPr>
     </w:lvl>
   </w:abstractNum>
   <w:abstractNum w:abstractNumId="5">
@@ -3379,11 +3432,19 @@
       </w:pPr>
     </w:pPrDefault>
   </w:docDefaults>
+  <w:style w:type="table" w:styleId="TableNormal" w:default="1">
+    <w:name w:val="TableNormal"/>
+    <w:tblPr>
+      <w:tblCellMar>
+        <w:top w:w="100.0" w:type="dxa"/>
+        <w:left w:w="100.0" w:type="dxa"/>
+        <w:bottom w:w="100.0" w:type="dxa"/>
+        <w:right w:w="100.0" w:type="dxa"/>
+      </w:tblCellMar>
+    </w:tblPr>
+  </w:style>
   <w:style w:type="paragraph" w:styleId="Normal" w:default="1">
     <w:name w:val="normal"/>
-  </w:style>
-  <w:style w:type="table" w:styleId="TableNormal" w:default="1">
-    <w:name w:val="Table Normal"/>
   </w:style>
   <w:style w:type="paragraph" w:styleId="Heading1">
     <w:name w:val="heading 1"/>
@@ -3431,6 +3492,7 @@
     <w:rPr>
       <w:rFonts w:ascii="Arial" w:cs="Arial" w:eastAsia="Arial" w:hAnsi="Arial"/>
       <w:b w:val="0"/>
+      <w:bCs w:val="0"/>
       <w:smallCaps w:val="0"/>
       <w:color w:val="669966"/>
       <w:sz w:val="22"/>
@@ -3451,7 +3513,9 @@
     <w:rPr>
       <w:rFonts w:ascii="Arial" w:cs="Arial" w:eastAsia="Arial" w:hAnsi="Arial"/>
       <w:b w:val="1"/>
+      <w:bCs w:val="1"/>
       <w:i w:val="1"/>
+      <w:iCs w:val="1"/>
       <w:smallCaps w:val="0"/>
       <w:sz w:val="21"/>
       <w:szCs w:val="21"/>
@@ -3472,6 +3536,7 @@
     <w:rPr>
       <w:rFonts w:ascii="Arial" w:cs="Arial" w:eastAsia="Arial" w:hAnsi="Arial"/>
       <w:b w:val="1"/>
+      <w:bCs w:val="1"/>
       <w:smallCaps w:val="1"/>
       <w:sz w:val="24"/>
       <w:szCs w:val="24"/>
@@ -3489,6 +3554,7 @@
     </w:pPr>
     <w:rPr>
       <w:b w:val="1"/>
+      <w:bCs w:val="1"/>
       <w:sz w:val="20"/>
       <w:szCs w:val="20"/>
     </w:rPr>
@@ -3505,6 +3571,7 @@
     </w:pPr>
     <w:rPr>
       <w:b w:val="1"/>
+      <w:bCs w:val="1"/>
       <w:sz w:val="72"/>
       <w:szCs w:val="72"/>
     </w:rPr>
@@ -3522,6 +3589,7 @@
     <w:rPr>
       <w:rFonts w:ascii="Georgia" w:cs="Georgia" w:eastAsia="Georgia" w:hAnsi="Georgia"/>
       <w:i w:val="1"/>
+      <w:iCs w:val="1"/>
       <w:color w:val="666666"/>
       <w:sz w:val="48"/>
       <w:szCs w:val="48"/>
